--- a/dtw-it-center-pm-toolkit/02-technology-project/01_Charter_Comms_Training_Cutover_Plan.docx
+++ b/dtw-it-center-pm-toolkit/02-technology-project/01_Charter_Comms_Training_Cutover_Plan.docx
@@ -2828,7 +2828,1204 @@
           <w:sz w:val="27"/>
           <w:szCs w:val="27"/>
         </w:rPr>
-        <w:t xml:space="preserve">3. Training &amp; End-User Support / Cutover Plan</w:t>
+        <w:t xml:space="preserve">3. Quality Management Plan</w:t>
+      </w:r>
+    </w:p>
+    <w:p>
+      <w:pPr>
+        <w:spacing w:after="160"/>
+      </w:pPr>
+      <w:r>
+        <w:rPr>
+          <w:sz w:val="21"/>
+          <w:szCs w:val="21"/>
+        </w:rPr>
+        <w:t xml:space="preserve">Quality on this project is governed by the airport's IT technical standards, the network equipment OEM's certified configuration guidelines, and TSA/security compliance requirements for systems supporting airport operations. Quality is assured through technical design review and change-control approval before implementation, and controlled through acceptance testing at each migration and cutover checkpoint — no system is considered migrated until it passes its acceptance test.</w:t>
+      </w:r>
+    </w:p>
+    <w:p>
+      <w:pPr>
+        <w:pStyle w:val="Heading2"/>
+        <w:spacing w:after="100" w:before="220"/>
+      </w:pPr>
+      <w:r>
+        <w:rPr>
+          <w:b/>
+          <w:bCs/>
+          <w:color w:val="44546A"/>
+          <w:sz w:val="23"/>
+          <w:szCs w:val="23"/>
+        </w:rPr>
+        <w:t xml:space="preserve">3.1  Quality Objectives</w:t>
+      </w:r>
+    </w:p>
+    <w:p>
+      <w:pPr>
+        <w:pStyle w:val="ListParagraph"/>
+        <w:numPr>
+          <w:ilvl w:val="0"/>
+          <w:numId w:val="1"/>
+        </w:numPr>
+        <w:spacing w:after="60"/>
+      </w:pPr>
+      <w:r>
+        <w:rPr>
+          <w:sz w:val="21"/>
+          <w:szCs w:val="21"/>
+        </w:rPr>
+        <w:t xml:space="preserve">100% of migrated systems pass acceptance testing before the legacy system is decommissioned.</w:t>
+      </w:r>
+    </w:p>
+    <w:p>
+      <w:pPr>
+        <w:pStyle w:val="ListParagraph"/>
+        <w:numPr>
+          <w:ilvl w:val="0"/>
+          <w:numId w:val="1"/>
+        </w:numPr>
+        <w:spacing w:after="60"/>
+      </w:pPr>
+      <w:r>
+        <w:rPr>
+          <w:sz w:val="21"/>
+          <w:szCs w:val="21"/>
+        </w:rPr>
+        <w:t xml:space="preserve">Zero unplanned outages to live operations systems during any cutover event.</w:t>
+      </w:r>
+    </w:p>
+    <w:p>
+      <w:pPr>
+        <w:pStyle w:val="ListParagraph"/>
+        <w:numPr>
+          <w:ilvl w:val="0"/>
+          <w:numId w:val="1"/>
+        </w:numPr>
+        <w:spacing w:after="60"/>
+      </w:pPr>
+      <w:r>
+        <w:rPr>
+          <w:sz w:val="21"/>
+          <w:szCs w:val="21"/>
+        </w:rPr>
+        <w:t xml:space="preserve">100% of cybersecurity hardening checklist items (segmentation, MFA, patch compliance) verified before go-live.</w:t>
+      </w:r>
+    </w:p>
+    <w:p>
+      <w:pPr>
+        <w:pStyle w:val="Heading2"/>
+        <w:spacing w:after="100" w:before="220"/>
+      </w:pPr>
+      <w:r>
+        <w:rPr>
+          <w:b/>
+          <w:bCs/>
+          <w:color w:val="44546A"/>
+          <w:sz w:val="23"/>
+          <w:szCs w:val="23"/>
+        </w:rPr>
+        <w:t xml:space="preserve">3.2  Quality Assurance Activities</w:t>
+      </w:r>
+    </w:p>
+    <w:p>
+      <w:pPr>
+        <w:spacing w:after="160"/>
+      </w:pPr>
+      <w:r>
+        <w:rPr>
+          <w:sz w:val="21"/>
+          <w:szCs w:val="21"/>
+        </w:rPr>
+        <w:t xml:space="preserve">Proactive reviews performed during design and migration planning to prevent defects before they reach a cutover or acceptance test.</w:t>
+      </w:r>
+    </w:p>
+    <w:tbl>
+      <w:tblPr>
+        <w:tblW w:type="dxa" w:w="10800"/>
+        <w:tblBorders>
+          <w:top w:val="single" w:color="auto" w:sz="4"/>
+          <w:left w:val="single" w:color="auto" w:sz="4"/>
+          <w:bottom w:val="single" w:color="auto" w:sz="4"/>
+          <w:right w:val="single" w:color="auto" w:sz="4"/>
+          <w:insideH w:val="single" w:color="auto" w:sz="4"/>
+          <w:insideV w:val="single" w:color="auto" w:sz="4"/>
+        </w:tblBorders>
+      </w:tblPr>
+      <w:tblGrid>
+        <w:gridCol w:w="3200"/>
+        <w:gridCol w:w="3400"/>
+        <w:gridCol w:w="2000"/>
+        <w:gridCol w:w="2200"/>
+      </w:tblGrid>
+      <w:tr>
+        <w:trPr>
+          <w:tblHeader/>
+        </w:trPr>
+        <w:tc>
+          <w:tcPr>
+            <w:tcW w:type="dxa" w:w="3200"/>
+            <w:shd w:fill="1F3864" w:val="clear"/>
+            <w:tcMar>
+              <w:top w:type="dxa" w:w="80"/>
+              <w:left w:type="dxa" w:w="100"/>
+              <w:bottom w:type="dxa" w:w="80"/>
+              <w:right w:type="dxa" w:w="100"/>
+            </w:tcMar>
+            <w:vAlign w:val="center"/>
+          </w:tcPr>
+          <w:p>
+            <w:r>
+              <w:rPr>
+                <w:b/>
+                <w:bCs/>
+                <w:color w:val="FFFFFF"/>
+                <w:sz w:val="19"/>
+                <w:szCs w:val="19"/>
+              </w:rPr>
+              <w:t xml:space="preserve">Activity</w:t>
+            </w:r>
+          </w:p>
+        </w:tc>
+        <w:tc>
+          <w:tcPr>
+            <w:tcW w:type="dxa" w:w="3400"/>
+            <w:shd w:fill="1F3864" w:val="clear"/>
+            <w:tcMar>
+              <w:top w:type="dxa" w:w="80"/>
+              <w:left w:type="dxa" w:w="100"/>
+              <w:bottom w:type="dxa" w:w="80"/>
+              <w:right w:type="dxa" w:w="100"/>
+            </w:tcMar>
+            <w:vAlign w:val="center"/>
+          </w:tcPr>
+          <w:p>
+            <w:r>
+              <w:rPr>
+                <w:b/>
+                <w:bCs/>
+                <w:color w:val="FFFFFF"/>
+                <w:sz w:val="19"/>
+                <w:szCs w:val="19"/>
+              </w:rPr>
+              <w:t xml:space="preserve">Method</w:t>
+            </w:r>
+          </w:p>
+        </w:tc>
+        <w:tc>
+          <w:tcPr>
+            <w:tcW w:type="dxa" w:w="2000"/>
+            <w:shd w:fill="1F3864" w:val="clear"/>
+            <w:tcMar>
+              <w:top w:type="dxa" w:w="80"/>
+              <w:left w:type="dxa" w:w="100"/>
+              <w:bottom w:type="dxa" w:w="80"/>
+              <w:right w:type="dxa" w:w="100"/>
+            </w:tcMar>
+            <w:vAlign w:val="center"/>
+          </w:tcPr>
+          <w:p>
+            <w:r>
+              <w:rPr>
+                <w:b/>
+                <w:bCs/>
+                <w:color w:val="FFFFFF"/>
+                <w:sz w:val="19"/>
+                <w:szCs w:val="19"/>
+              </w:rPr>
+              <w:t xml:space="preserve">Frequency</w:t>
+            </w:r>
+          </w:p>
+        </w:tc>
+        <w:tc>
+          <w:tcPr>
+            <w:tcW w:type="dxa" w:w="2200"/>
+            <w:shd w:fill="1F3864" w:val="clear"/>
+            <w:tcMar>
+              <w:top w:type="dxa" w:w="80"/>
+              <w:left w:type="dxa" w:w="100"/>
+              <w:bottom w:type="dxa" w:w="80"/>
+              <w:right w:type="dxa" w:w="100"/>
+            </w:tcMar>
+            <w:vAlign w:val="center"/>
+          </w:tcPr>
+          <w:p>
+            <w:r>
+              <w:rPr>
+                <w:b/>
+                <w:bCs/>
+                <w:color w:val="FFFFFF"/>
+                <w:sz w:val="19"/>
+                <w:szCs w:val="19"/>
+              </w:rPr>
+              <w:t xml:space="preserve">Owner</w:t>
+            </w:r>
+          </w:p>
+        </w:tc>
+      </w:tr>
+      <w:tr>
+        <w:tc>
+          <w:tcPr>
+            <w:tcW w:type="dxa" w:w="3200"/>
+            <w:tcMar>
+              <w:top w:type="dxa" w:w="80"/>
+              <w:left w:type="dxa" w:w="100"/>
+              <w:bottom w:type="dxa" w:w="80"/>
+              <w:right w:type="dxa" w:w="100"/>
+            </w:tcMar>
+            <w:vAlign w:val="center"/>
+          </w:tcPr>
+          <w:p>
+            <w:r>
+              <w:rPr>
+                <w:sz w:val="19"/>
+                <w:szCs w:val="19"/>
+              </w:rPr>
+              <w:t xml:space="preserve">Technical design review against airport IT technical standards</w:t>
+            </w:r>
+          </w:p>
+        </w:tc>
+        <w:tc>
+          <w:tcPr>
+            <w:tcW w:type="dxa" w:w="3400"/>
+            <w:tcMar>
+              <w:top w:type="dxa" w:w="80"/>
+              <w:left w:type="dxa" w:w="100"/>
+              <w:bottom w:type="dxa" w:w="80"/>
+              <w:right w:type="dxa" w:w="100"/>
+            </w:tcMar>
+            <w:vAlign w:val="center"/>
+          </w:tcPr>
+          <w:p>
+            <w:r>
+              <w:rPr>
+                <w:sz w:val="19"/>
+                <w:szCs w:val="19"/>
+              </w:rPr>
+              <w:t xml:space="preserve">Formal design review with Cybersecurity Lead</w:t>
+            </w:r>
+          </w:p>
+        </w:tc>
+        <w:tc>
+          <w:tcPr>
+            <w:tcW w:type="dxa" w:w="2000"/>
+            <w:tcMar>
+              <w:top w:type="dxa" w:w="80"/>
+              <w:left w:type="dxa" w:w="100"/>
+              <w:bottom w:type="dxa" w:w="80"/>
+              <w:right w:type="dxa" w:w="100"/>
+            </w:tcMar>
+            <w:vAlign w:val="center"/>
+          </w:tcPr>
+          <w:p>
+            <w:r>
+              <w:rPr>
+                <w:sz w:val="19"/>
+                <w:szCs w:val="19"/>
+              </w:rPr>
+              <w:t xml:space="preserve">Before implementation begins</w:t>
+            </w:r>
+          </w:p>
+        </w:tc>
+        <w:tc>
+          <w:tcPr>
+            <w:tcW w:type="dxa" w:w="2200"/>
+            <w:tcMar>
+              <w:top w:type="dxa" w:w="80"/>
+              <w:left w:type="dxa" w:w="100"/>
+              <w:bottom w:type="dxa" w:w="80"/>
+              <w:right w:type="dxa" w:w="100"/>
+            </w:tcMar>
+            <w:vAlign w:val="center"/>
+          </w:tcPr>
+          <w:p>
+            <w:r>
+              <w:rPr>
+                <w:sz w:val="19"/>
+                <w:szCs w:val="19"/>
+              </w:rPr>
+              <w:t xml:space="preserve">Network Engineering Lead</w:t>
+            </w:r>
+          </w:p>
+        </w:tc>
+      </w:tr>
+      <w:tr>
+        <w:tc>
+          <w:tcPr>
+            <w:tcW w:type="dxa" w:w="3200"/>
+            <w:shd w:fill="D9E2F3" w:val="clear"/>
+            <w:tcMar>
+              <w:top w:type="dxa" w:w="80"/>
+              <w:left w:type="dxa" w:w="100"/>
+              <w:bottom w:type="dxa" w:w="80"/>
+              <w:right w:type="dxa" w:w="100"/>
+            </w:tcMar>
+            <w:vAlign w:val="center"/>
+          </w:tcPr>
+          <w:p>
+            <w:r>
+              <w:rPr>
+                <w:sz w:val="19"/>
+                <w:szCs w:val="19"/>
+              </w:rPr>
+              <w:t xml:space="preserve">Change-control / change advisory review</w:t>
+            </w:r>
+          </w:p>
+        </w:tc>
+        <w:tc>
+          <w:tcPr>
+            <w:tcW w:type="dxa" w:w="3400"/>
+            <w:shd w:fill="D9E2F3" w:val="clear"/>
+            <w:tcMar>
+              <w:top w:type="dxa" w:w="80"/>
+              <w:left w:type="dxa" w:w="100"/>
+              <w:bottom w:type="dxa" w:w="80"/>
+              <w:right w:type="dxa" w:w="100"/>
+            </w:tcMar>
+            <w:vAlign w:val="center"/>
+          </w:tcPr>
+          <w:p>
+            <w:r>
+              <w:rPr>
+                <w:sz w:val="19"/>
+                <w:szCs w:val="19"/>
+              </w:rPr>
+              <w:t xml:space="preserve">Standing change-control meeting</w:t>
+            </w:r>
+          </w:p>
+        </w:tc>
+        <w:tc>
+          <w:tcPr>
+            <w:tcW w:type="dxa" w:w="2000"/>
+            <w:shd w:fill="D9E2F3" w:val="clear"/>
+            <w:tcMar>
+              <w:top w:type="dxa" w:w="80"/>
+              <w:left w:type="dxa" w:w="100"/>
+              <w:bottom w:type="dxa" w:w="80"/>
+              <w:right w:type="dxa" w:w="100"/>
+            </w:tcMar>
+            <w:vAlign w:val="center"/>
+          </w:tcPr>
+          <w:p>
+            <w:r>
+              <w:rPr>
+                <w:sz w:val="19"/>
+                <w:szCs w:val="19"/>
+              </w:rPr>
+              <w:t xml:space="preserve">Before each cutover or configuration change</w:t>
+            </w:r>
+          </w:p>
+        </w:tc>
+        <w:tc>
+          <w:tcPr>
+            <w:tcW w:type="dxa" w:w="2200"/>
+            <w:shd w:fill="D9E2F3" w:val="clear"/>
+            <w:tcMar>
+              <w:top w:type="dxa" w:w="80"/>
+              <w:left w:type="dxa" w:w="100"/>
+              <w:bottom w:type="dxa" w:w="80"/>
+              <w:right w:type="dxa" w:w="100"/>
+            </w:tcMar>
+            <w:vAlign w:val="center"/>
+          </w:tcPr>
+          <w:p>
+            <w:r>
+              <w:rPr>
+                <w:sz w:val="19"/>
+                <w:szCs w:val="19"/>
+              </w:rPr>
+              <w:t xml:space="preserve">PM</w:t>
+            </w:r>
+          </w:p>
+        </w:tc>
+      </w:tr>
+      <w:tr>
+        <w:tc>
+          <w:tcPr>
+            <w:tcW w:type="dxa" w:w="3200"/>
+            <w:tcMar>
+              <w:top w:type="dxa" w:w="80"/>
+              <w:left w:type="dxa" w:w="100"/>
+              <w:bottom w:type="dxa" w:w="80"/>
+              <w:right w:type="dxa" w:w="100"/>
+            </w:tcMar>
+            <w:vAlign w:val="center"/>
+          </w:tcPr>
+          <w:p>
+            <w:r>
+              <w:rPr>
+                <w:sz w:val="19"/>
+                <w:szCs w:val="19"/>
+              </w:rPr>
+              <w:t xml:space="preserve">Systems Integrator configuration audit</w:t>
+            </w:r>
+          </w:p>
+        </w:tc>
+        <w:tc>
+          <w:tcPr>
+            <w:tcW w:type="dxa" w:w="3400"/>
+            <w:tcMar>
+              <w:top w:type="dxa" w:w="80"/>
+              <w:left w:type="dxa" w:w="100"/>
+              <w:bottom w:type="dxa" w:w="80"/>
+              <w:right w:type="dxa" w:w="100"/>
+            </w:tcMar>
+            <w:vAlign w:val="center"/>
+          </w:tcPr>
+          <w:p>
+            <w:r>
+              <w:rPr>
+                <w:sz w:val="19"/>
+                <w:szCs w:val="19"/>
+              </w:rPr>
+              <w:t xml:space="preserve">Configuration review against vendor OEM standard</w:t>
+            </w:r>
+          </w:p>
+        </w:tc>
+        <w:tc>
+          <w:tcPr>
+            <w:tcW w:type="dxa" w:w="2000"/>
+            <w:tcMar>
+              <w:top w:type="dxa" w:w="80"/>
+              <w:left w:type="dxa" w:w="100"/>
+              <w:bottom w:type="dxa" w:w="80"/>
+              <w:right w:type="dxa" w:w="100"/>
+            </w:tcMar>
+            <w:vAlign w:val="center"/>
+          </w:tcPr>
+          <w:p>
+            <w:r>
+              <w:rPr>
+                <w:sz w:val="19"/>
+                <w:szCs w:val="19"/>
+              </w:rPr>
+              <w:t xml:space="preserve">Before each migration event</w:t>
+            </w:r>
+          </w:p>
+        </w:tc>
+        <w:tc>
+          <w:tcPr>
+            <w:tcW w:type="dxa" w:w="2200"/>
+            <w:tcMar>
+              <w:top w:type="dxa" w:w="80"/>
+              <w:left w:type="dxa" w:w="100"/>
+              <w:bottom w:type="dxa" w:w="80"/>
+              <w:right w:type="dxa" w:w="100"/>
+            </w:tcMar>
+            <w:vAlign w:val="center"/>
+          </w:tcPr>
+          <w:p>
+            <w:r>
+              <w:rPr>
+                <w:sz w:val="19"/>
+                <w:szCs w:val="19"/>
+              </w:rPr>
+              <w:t xml:space="preserve">Network Engineering Lead</w:t>
+            </w:r>
+          </w:p>
+        </w:tc>
+      </w:tr>
+      <w:tr>
+        <w:tc>
+          <w:tcPr>
+            <w:tcW w:type="dxa" w:w="3200"/>
+            <w:shd w:fill="D9E2F3" w:val="clear"/>
+            <w:tcMar>
+              <w:top w:type="dxa" w:w="80"/>
+              <w:left w:type="dxa" w:w="100"/>
+              <w:bottom w:type="dxa" w:w="80"/>
+              <w:right w:type="dxa" w:w="100"/>
+            </w:tcMar>
+            <w:vAlign w:val="center"/>
+          </w:tcPr>
+          <w:p>
+            <w:r>
+              <w:rPr>
+                <w:sz w:val="19"/>
+                <w:szCs w:val="19"/>
+              </w:rPr>
+              <w:t xml:space="preserve">Rollback plan rehearsal</w:t>
+            </w:r>
+          </w:p>
+        </w:tc>
+        <w:tc>
+          <w:tcPr>
+            <w:tcW w:type="dxa" w:w="3400"/>
+            <w:shd w:fill="D9E2F3" w:val="clear"/>
+            <w:tcMar>
+              <w:top w:type="dxa" w:w="80"/>
+              <w:left w:type="dxa" w:w="100"/>
+              <w:bottom w:type="dxa" w:w="80"/>
+              <w:right w:type="dxa" w:w="100"/>
+            </w:tcMar>
+            <w:vAlign w:val="center"/>
+          </w:tcPr>
+          <w:p>
+            <w:r>
+              <w:rPr>
+                <w:sz w:val="19"/>
+                <w:szCs w:val="19"/>
+              </w:rPr>
+              <w:t xml:space="preserve">Tabletop walkthrough of rollback steps</w:t>
+            </w:r>
+          </w:p>
+        </w:tc>
+        <w:tc>
+          <w:tcPr>
+            <w:tcW w:type="dxa" w:w="2000"/>
+            <w:shd w:fill="D9E2F3" w:val="clear"/>
+            <w:tcMar>
+              <w:top w:type="dxa" w:w="80"/>
+              <w:left w:type="dxa" w:w="100"/>
+              <w:bottom w:type="dxa" w:w="80"/>
+              <w:right w:type="dxa" w:w="100"/>
+            </w:tcMar>
+            <w:vAlign w:val="center"/>
+          </w:tcPr>
+          <w:p>
+            <w:r>
+              <w:rPr>
+                <w:sz w:val="19"/>
+                <w:szCs w:val="19"/>
+              </w:rPr>
+              <w:t xml:space="preserve">Before each cutover event</w:t>
+            </w:r>
+          </w:p>
+        </w:tc>
+        <w:tc>
+          <w:tcPr>
+            <w:tcW w:type="dxa" w:w="2200"/>
+            <w:shd w:fill="D9E2F3" w:val="clear"/>
+            <w:tcMar>
+              <w:top w:type="dxa" w:w="80"/>
+              <w:left w:type="dxa" w:w="100"/>
+              <w:bottom w:type="dxa" w:w="80"/>
+              <w:right w:type="dxa" w:w="100"/>
+            </w:tcMar>
+            <w:vAlign w:val="center"/>
+          </w:tcPr>
+          <w:p>
+            <w:r>
+              <w:rPr>
+                <w:sz w:val="19"/>
+                <w:szCs w:val="19"/>
+              </w:rPr>
+              <w:t xml:space="preserve">PM / Systems Integrator</w:t>
+            </w:r>
+          </w:p>
+        </w:tc>
+      </w:tr>
+    </w:tbl>
+    <w:p>
+      <w:pPr>
+        <w:spacing w:after="120"/>
+      </w:pPr>
+    </w:p>
+    <w:p>
+      <w:pPr>
+        <w:pStyle w:val="Heading2"/>
+        <w:spacing w:after="100" w:before="220"/>
+      </w:pPr>
+      <w:r>
+        <w:rPr>
+          <w:b/>
+          <w:bCs/>
+          <w:color w:val="44546A"/>
+          <w:sz w:val="23"/>
+          <w:szCs w:val="23"/>
+        </w:rPr>
+        <w:t xml:space="preserve">3.3  Quality Control / Inspection &amp; Test Plan</w:t>
+      </w:r>
+    </w:p>
+    <w:p>
+      <w:pPr>
+        <w:spacing w:after="160"/>
+      </w:pPr>
+      <w:r>
+        <w:rPr>
+          <w:sz w:val="21"/>
+          <w:szCs w:val="21"/>
+        </w:rPr>
+        <w:t xml:space="preserve">Acceptance test checkpoints that gate progress from one migration phase to the next — a system is not considered migrated until it passes its acceptance test.</w:t>
+      </w:r>
+    </w:p>
+    <w:tbl>
+      <w:tblPr>
+        <w:tblW w:type="dxa" w:w="10800"/>
+        <w:tblBorders>
+          <w:top w:val="single" w:color="auto" w:sz="4"/>
+          <w:left w:val="single" w:color="auto" w:sz="4"/>
+          <w:bottom w:val="single" w:color="auto" w:sz="4"/>
+          <w:right w:val="single" w:color="auto" w:sz="4"/>
+          <w:insideH w:val="single" w:color="auto" w:sz="4"/>
+          <w:insideV w:val="single" w:color="auto" w:sz="4"/>
+        </w:tblBorders>
+      </w:tblPr>
+      <w:tblGrid>
+        <w:gridCol w:w="2800"/>
+        <w:gridCol w:w="3400"/>
+        <w:gridCol w:w="2600"/>
+        <w:gridCol w:w="2000"/>
+      </w:tblGrid>
+      <w:tr>
+        <w:trPr>
+          <w:tblHeader/>
+        </w:trPr>
+        <w:tc>
+          <w:tcPr>
+            <w:tcW w:type="dxa" w:w="2800"/>
+            <w:shd w:fill="1F3864" w:val="clear"/>
+            <w:tcMar>
+              <w:top w:type="dxa" w:w="80"/>
+              <w:left w:type="dxa" w:w="100"/>
+              <w:bottom w:type="dxa" w:w="80"/>
+              <w:right w:type="dxa" w:w="100"/>
+            </w:tcMar>
+            <w:vAlign w:val="center"/>
+          </w:tcPr>
+          <w:p>
+            <w:r>
+              <w:rPr>
+                <w:b/>
+                <w:bCs/>
+                <w:color w:val="FFFFFF"/>
+                <w:sz w:val="19"/>
+                <w:szCs w:val="19"/>
+              </w:rPr>
+              <w:t xml:space="preserve">Deliverable / Checkpoint</w:t>
+            </w:r>
+          </w:p>
+        </w:tc>
+        <w:tc>
+          <w:tcPr>
+            <w:tcW w:type="dxa" w:w="3400"/>
+            <w:shd w:fill="1F3864" w:val="clear"/>
+            <w:tcMar>
+              <w:top w:type="dxa" w:w="80"/>
+              <w:left w:type="dxa" w:w="100"/>
+              <w:bottom w:type="dxa" w:w="80"/>
+              <w:right w:type="dxa" w:w="100"/>
+            </w:tcMar>
+            <w:vAlign w:val="center"/>
+          </w:tcPr>
+          <w:p>
+            <w:r>
+              <w:rPr>
+                <w:b/>
+                <w:bCs/>
+                <w:color w:val="FFFFFF"/>
+                <w:sz w:val="19"/>
+                <w:szCs w:val="19"/>
+              </w:rPr>
+              <w:t xml:space="preserve">Acceptance Criteria</w:t>
+            </w:r>
+          </w:p>
+        </w:tc>
+        <w:tc>
+          <w:tcPr>
+            <w:tcW w:type="dxa" w:w="2600"/>
+            <w:shd w:fill="1F3864" w:val="clear"/>
+            <w:tcMar>
+              <w:top w:type="dxa" w:w="80"/>
+              <w:left w:type="dxa" w:w="100"/>
+              <w:bottom w:type="dxa" w:w="80"/>
+              <w:right w:type="dxa" w:w="100"/>
+            </w:tcMar>
+            <w:vAlign w:val="center"/>
+          </w:tcPr>
+          <w:p>
+            <w:r>
+              <w:rPr>
+                <w:b/>
+                <w:bCs/>
+                <w:color w:val="FFFFFF"/>
+                <w:sz w:val="19"/>
+                <w:szCs w:val="19"/>
+              </w:rPr>
+              <w:t xml:space="preserve">Inspection Method</w:t>
+            </w:r>
+          </w:p>
+        </w:tc>
+        <w:tc>
+          <w:tcPr>
+            <w:tcW w:type="dxa" w:w="2000"/>
+            <w:shd w:fill="1F3864" w:val="clear"/>
+            <w:tcMar>
+              <w:top w:type="dxa" w:w="80"/>
+              <w:left w:type="dxa" w:w="100"/>
+              <w:bottom w:type="dxa" w:w="80"/>
+              <w:right w:type="dxa" w:w="100"/>
+            </w:tcMar>
+            <w:vAlign w:val="center"/>
+          </w:tcPr>
+          <w:p>
+            <w:r>
+              <w:rPr>
+                <w:b/>
+                <w:bCs/>
+                <w:color w:val="FFFFFF"/>
+                <w:sz w:val="19"/>
+                <w:szCs w:val="19"/>
+              </w:rPr>
+              <w:t xml:space="preserve">Owner</w:t>
+            </w:r>
+          </w:p>
+        </w:tc>
+      </w:tr>
+      <w:tr>
+        <w:tc>
+          <w:tcPr>
+            <w:tcW w:type="dxa" w:w="2800"/>
+            <w:tcMar>
+              <w:top w:type="dxa" w:w="80"/>
+              <w:left w:type="dxa" w:w="100"/>
+              <w:bottom w:type="dxa" w:w="80"/>
+              <w:right w:type="dxa" w:w="100"/>
+            </w:tcMar>
+            <w:vAlign w:val="center"/>
+          </w:tcPr>
+          <w:p>
+            <w:r>
+              <w:rPr>
+                <w:sz w:val="19"/>
+                <w:szCs w:val="19"/>
+              </w:rPr>
+              <w:t xml:space="preserve">Fiber backbone install &amp; test</w:t>
+            </w:r>
+          </w:p>
+        </w:tc>
+        <w:tc>
+          <w:tcPr>
+            <w:tcW w:type="dxa" w:w="3400"/>
+            <w:tcMar>
+              <w:top w:type="dxa" w:w="80"/>
+              <w:left w:type="dxa" w:w="100"/>
+              <w:bottom w:type="dxa" w:w="80"/>
+              <w:right w:type="dxa" w:w="100"/>
+            </w:tcMar>
+            <w:vAlign w:val="center"/>
+          </w:tcPr>
+          <w:p>
+            <w:r>
+              <w:rPr>
+                <w:sz w:val="19"/>
+                <w:szCs w:val="19"/>
+              </w:rPr>
+              <w:t xml:space="preserve">Backbone validated at full design capacity with redundant failover</w:t>
+            </w:r>
+          </w:p>
+        </w:tc>
+        <w:tc>
+          <w:tcPr>
+            <w:tcW w:type="dxa" w:w="2600"/>
+            <w:tcMar>
+              <w:top w:type="dxa" w:w="80"/>
+              <w:left w:type="dxa" w:w="100"/>
+              <w:bottom w:type="dxa" w:w="80"/>
+              <w:right w:type="dxa" w:w="100"/>
+            </w:tcMar>
+            <w:vAlign w:val="center"/>
+          </w:tcPr>
+          <w:p>
+            <w:r>
+              <w:rPr>
+                <w:sz w:val="19"/>
+                <w:szCs w:val="19"/>
+              </w:rPr>
+              <w:t xml:space="preserve">Systems Integrator test + Network Engineering witness</w:t>
+            </w:r>
+          </w:p>
+        </w:tc>
+        <w:tc>
+          <w:tcPr>
+            <w:tcW w:type="dxa" w:w="2000"/>
+            <w:tcMar>
+              <w:top w:type="dxa" w:w="80"/>
+              <w:left w:type="dxa" w:w="100"/>
+              <w:bottom w:type="dxa" w:w="80"/>
+              <w:right w:type="dxa" w:w="100"/>
+            </w:tcMar>
+            <w:vAlign w:val="center"/>
+          </w:tcPr>
+          <w:p>
+            <w:r>
+              <w:rPr>
+                <w:sz w:val="19"/>
+                <w:szCs w:val="19"/>
+              </w:rPr>
+              <w:t xml:space="preserve">Network Engineering Lead</w:t>
+            </w:r>
+          </w:p>
+        </w:tc>
+      </w:tr>
+      <w:tr>
+        <w:tc>
+          <w:tcPr>
+            <w:tcW w:type="dxa" w:w="2800"/>
+            <w:shd w:fill="D9E2F3" w:val="clear"/>
+            <w:tcMar>
+              <w:top w:type="dxa" w:w="80"/>
+              <w:left w:type="dxa" w:w="100"/>
+              <w:bottom w:type="dxa" w:w="80"/>
+              <w:right w:type="dxa" w:w="100"/>
+            </w:tcMar>
+            <w:vAlign w:val="center"/>
+          </w:tcPr>
+          <w:p>
+            <w:r>
+              <w:rPr>
+                <w:sz w:val="19"/>
+                <w:szCs w:val="19"/>
+              </w:rPr>
+              <w:t xml:space="preserve">Core network cutover</w:t>
+            </w:r>
+          </w:p>
+        </w:tc>
+        <w:tc>
+          <w:tcPr>
+            <w:tcW w:type="dxa" w:w="3400"/>
+            <w:shd w:fill="D9E2F3" w:val="clear"/>
+            <w:tcMar>
+              <w:top w:type="dxa" w:w="80"/>
+              <w:left w:type="dxa" w:w="100"/>
+              <w:bottom w:type="dxa" w:w="80"/>
+              <w:right w:type="dxa" w:w="100"/>
+            </w:tcMar>
+            <w:vAlign w:val="center"/>
+          </w:tcPr>
+          <w:p>
+            <w:r>
+              <w:rPr>
+                <w:sz w:val="19"/>
+                <w:szCs w:val="19"/>
+              </w:rPr>
+              <w:t xml:space="preserve">All concourses live on new core with zero unplanned downtime</w:t>
+            </w:r>
+          </w:p>
+        </w:tc>
+        <w:tc>
+          <w:tcPr>
+            <w:tcW w:type="dxa" w:w="2600"/>
+            <w:shd w:fill="D9E2F3" w:val="clear"/>
+            <w:tcMar>
+              <w:top w:type="dxa" w:w="80"/>
+              <w:left w:type="dxa" w:w="100"/>
+              <w:bottom w:type="dxa" w:w="80"/>
+              <w:right w:type="dxa" w:w="100"/>
+            </w:tcMar>
+            <w:vAlign w:val="center"/>
+          </w:tcPr>
+          <w:p>
+            <w:r>
+              <w:rPr>
+                <w:sz w:val="19"/>
+                <w:szCs w:val="19"/>
+              </w:rPr>
+              <w:t xml:space="preserve">Post-cutover monitoring review</w:t>
+            </w:r>
+          </w:p>
+        </w:tc>
+        <w:tc>
+          <w:tcPr>
+            <w:tcW w:type="dxa" w:w="2000"/>
+            <w:shd w:fill="D9E2F3" w:val="clear"/>
+            <w:tcMar>
+              <w:top w:type="dxa" w:w="80"/>
+              <w:left w:type="dxa" w:w="100"/>
+              <w:bottom w:type="dxa" w:w="80"/>
+              <w:right w:type="dxa" w:w="100"/>
+            </w:tcMar>
+            <w:vAlign w:val="center"/>
+          </w:tcPr>
+          <w:p>
+            <w:r>
+              <w:rPr>
+                <w:sz w:val="19"/>
+                <w:szCs w:val="19"/>
+              </w:rPr>
+              <w:t xml:space="preserve">Network Engineering Lead</w:t>
+            </w:r>
+          </w:p>
+        </w:tc>
+      </w:tr>
+      <w:tr>
+        <w:tc>
+          <w:tcPr>
+            <w:tcW w:type="dxa" w:w="2800"/>
+            <w:tcMar>
+              <w:top w:type="dxa" w:w="80"/>
+              <w:left w:type="dxa" w:w="100"/>
+              <w:bottom w:type="dxa" w:w="80"/>
+              <w:right w:type="dxa" w:w="100"/>
+            </w:tcMar>
+            <w:vAlign w:val="center"/>
+          </w:tcPr>
+          <w:p>
+            <w:r>
+              <w:rPr>
+                <w:sz w:val="19"/>
+                <w:szCs w:val="19"/>
+              </w:rPr>
+              <w:t xml:space="preserve">Operations system migration (per system)</w:t>
+            </w:r>
+          </w:p>
+        </w:tc>
+        <w:tc>
+          <w:tcPr>
+            <w:tcW w:type="dxa" w:w="3400"/>
+            <w:tcMar>
+              <w:top w:type="dxa" w:w="80"/>
+              <w:left w:type="dxa" w:w="100"/>
+              <w:bottom w:type="dxa" w:w="80"/>
+              <w:right w:type="dxa" w:w="100"/>
+            </w:tcMar>
+            <w:vAlign w:val="center"/>
+          </w:tcPr>
+          <w:p>
+            <w:r>
+              <w:rPr>
+                <w:sz w:val="19"/>
+                <w:szCs w:val="19"/>
+              </w:rPr>
+              <w:t xml:space="preserve">Full backup taken; system passes functional acceptance test before legacy decommission</w:t>
+            </w:r>
+          </w:p>
+        </w:tc>
+        <w:tc>
+          <w:tcPr>
+            <w:tcW w:type="dxa" w:w="2600"/>
+            <w:tcMar>
+              <w:top w:type="dxa" w:w="80"/>
+              <w:left w:type="dxa" w:w="100"/>
+              <w:bottom w:type="dxa" w:w="80"/>
+              <w:right w:type="dxa" w:w="100"/>
+            </w:tcMar>
+            <w:vAlign w:val="center"/>
+          </w:tcPr>
+          <w:p>
+            <w:r>
+              <w:rPr>
+                <w:sz w:val="19"/>
+                <w:szCs w:val="19"/>
+              </w:rPr>
+              <w:t xml:space="preserve">Systems Integrator acceptance test</w:t>
+            </w:r>
+          </w:p>
+        </w:tc>
+        <w:tc>
+          <w:tcPr>
+            <w:tcW w:type="dxa" w:w="2000"/>
+            <w:tcMar>
+              <w:top w:type="dxa" w:w="80"/>
+              <w:left w:type="dxa" w:w="100"/>
+              <w:bottom w:type="dxa" w:w="80"/>
+              <w:right w:type="dxa" w:w="100"/>
+            </w:tcMar>
+            <w:vAlign w:val="center"/>
+          </w:tcPr>
+          <w:p>
+            <w:r>
+              <w:rPr>
+                <w:sz w:val="19"/>
+                <w:szCs w:val="19"/>
+              </w:rPr>
+              <w:t xml:space="preserve">Systems Integrator</w:t>
+            </w:r>
+          </w:p>
+        </w:tc>
+      </w:tr>
+      <w:tr>
+        <w:tc>
+          <w:tcPr>
+            <w:tcW w:type="dxa" w:w="2800"/>
+            <w:shd w:fill="D9E2F3" w:val="clear"/>
+            <w:tcMar>
+              <w:top w:type="dxa" w:w="80"/>
+              <w:left w:type="dxa" w:w="100"/>
+              <w:bottom w:type="dxa" w:w="80"/>
+              <w:right w:type="dxa" w:w="100"/>
+            </w:tcMar>
+            <w:vAlign w:val="center"/>
+          </w:tcPr>
+          <w:p>
+            <w:r>
+              <w:rPr>
+                <w:sz w:val="19"/>
+                <w:szCs w:val="19"/>
+              </w:rPr>
+              <w:t xml:space="preserve">Cybersecurity hardening checklist</w:t>
+            </w:r>
+          </w:p>
+        </w:tc>
+        <w:tc>
+          <w:tcPr>
+            <w:tcW w:type="dxa" w:w="3400"/>
+            <w:shd w:fill="D9E2F3" w:val="clear"/>
+            <w:tcMar>
+              <w:top w:type="dxa" w:w="80"/>
+              <w:left w:type="dxa" w:w="100"/>
+              <w:bottom w:type="dxa" w:w="80"/>
+              <w:right w:type="dxa" w:w="100"/>
+            </w:tcMar>
+            <w:vAlign w:val="center"/>
+          </w:tcPr>
+          <w:p>
+            <w:r>
+              <w:rPr>
+                <w:sz w:val="19"/>
+                <w:szCs w:val="19"/>
+              </w:rPr>
+              <w:t xml:space="preserve">Segmentation, MFA, and patch compliance verified against technical standards</w:t>
+            </w:r>
+          </w:p>
+        </w:tc>
+        <w:tc>
+          <w:tcPr>
+            <w:tcW w:type="dxa" w:w="2600"/>
+            <w:shd w:fill="D9E2F3" w:val="clear"/>
+            <w:tcMar>
+              <w:top w:type="dxa" w:w="80"/>
+              <w:left w:type="dxa" w:w="100"/>
+              <w:bottom w:type="dxa" w:w="80"/>
+              <w:right w:type="dxa" w:w="100"/>
+            </w:tcMar>
+            <w:vAlign w:val="center"/>
+          </w:tcPr>
+          <w:p>
+            <w:r>
+              <w:rPr>
+                <w:sz w:val="19"/>
+                <w:szCs w:val="19"/>
+              </w:rPr>
+              <w:t xml:space="preserve">Cybersecurity Lead sign-off</w:t>
+            </w:r>
+          </w:p>
+        </w:tc>
+        <w:tc>
+          <w:tcPr>
+            <w:tcW w:type="dxa" w:w="2000"/>
+            <w:shd w:fill="D9E2F3" w:val="clear"/>
+            <w:tcMar>
+              <w:top w:type="dxa" w:w="80"/>
+              <w:left w:type="dxa" w:w="100"/>
+              <w:bottom w:type="dxa" w:w="80"/>
+              <w:right w:type="dxa" w:w="100"/>
+            </w:tcMar>
+            <w:vAlign w:val="center"/>
+          </w:tcPr>
+          <w:p>
+            <w:r>
+              <w:rPr>
+                <w:sz w:val="19"/>
+                <w:szCs w:val="19"/>
+              </w:rPr>
+              <w:t xml:space="preserve">Cybersecurity Lead</w:t>
+            </w:r>
+          </w:p>
+        </w:tc>
+      </w:tr>
+      <w:tr>
+        <w:tc>
+          <w:tcPr>
+            <w:tcW w:type="dxa" w:w="2800"/>
+            <w:tcMar>
+              <w:top w:type="dxa" w:w="80"/>
+              <w:left w:type="dxa" w:w="100"/>
+              <w:bottom w:type="dxa" w:w="80"/>
+              <w:right w:type="dxa" w:w="100"/>
+            </w:tcMar>
+            <w:vAlign w:val="center"/>
+          </w:tcPr>
+          <w:p>
+            <w:r>
+              <w:rPr>
+                <w:sz w:val="19"/>
+                <w:szCs w:val="19"/>
+              </w:rPr>
+              <w:t xml:space="preserve">Go-live / hypercare exit review</w:t>
+            </w:r>
+          </w:p>
+        </w:tc>
+        <w:tc>
+          <w:tcPr>
+            <w:tcW w:type="dxa" w:w="3400"/>
+            <w:tcMar>
+              <w:top w:type="dxa" w:w="80"/>
+              <w:left w:type="dxa" w:w="100"/>
+              <w:bottom w:type="dxa" w:w="80"/>
+              <w:right w:type="dxa" w:w="100"/>
+            </w:tcMar>
+            <w:vAlign w:val="center"/>
+          </w:tcPr>
+          <w:p>
+            <w:r>
+              <w:rPr>
+                <w:sz w:val="19"/>
+                <w:szCs w:val="19"/>
+              </w:rPr>
+              <w:t xml:space="preserve">Support ticket volume returns to steady-state within 30 days</w:t>
+            </w:r>
+          </w:p>
+        </w:tc>
+        <w:tc>
+          <w:tcPr>
+            <w:tcW w:type="dxa" w:w="2600"/>
+            <w:tcMar>
+              <w:top w:type="dxa" w:w="80"/>
+              <w:left w:type="dxa" w:w="100"/>
+              <w:bottom w:type="dxa" w:w="80"/>
+              <w:right w:type="dxa" w:w="100"/>
+            </w:tcMar>
+            <w:vAlign w:val="center"/>
+          </w:tcPr>
+          <w:p>
+            <w:r>
+              <w:rPr>
+                <w:sz w:val="19"/>
+                <w:szCs w:val="19"/>
+              </w:rPr>
+              <w:t xml:space="preserve">Help Desk metrics review</w:t>
+            </w:r>
+          </w:p>
+        </w:tc>
+        <w:tc>
+          <w:tcPr>
+            <w:tcW w:type="dxa" w:w="2000"/>
+            <w:tcMar>
+              <w:top w:type="dxa" w:w="80"/>
+              <w:left w:type="dxa" w:w="100"/>
+              <w:bottom w:type="dxa" w:w="80"/>
+              <w:right w:type="dxa" w:w="100"/>
+            </w:tcMar>
+            <w:vAlign w:val="center"/>
+          </w:tcPr>
+          <w:p>
+            <w:r>
+              <w:rPr>
+                <w:sz w:val="19"/>
+                <w:szCs w:val="19"/>
+              </w:rPr>
+              <w:t xml:space="preserve">PM</w:t>
+            </w:r>
+          </w:p>
+        </w:tc>
+      </w:tr>
+    </w:tbl>
+    <w:p>
+      <w:pPr>
+        <w:pStyle w:val="Heading1"/>
+        <w:pBdr>
+          <w:bottom w:val="single" w:color="1F3864" w:sz="6" w:space="4"/>
+        </w:pBdr>
+        <w:spacing w:after="160" w:before="320"/>
+      </w:pPr>
+      <w:r>
+        <w:rPr>
+          <w:b/>
+          <w:bCs/>
+          <w:color w:val="1F3864"/>
+          <w:sz w:val="27"/>
+          <w:szCs w:val="27"/>
+        </w:rPr>
+        <w:t xml:space="preserve">4. Training &amp; End-User Support / Cutover Plan</w:t>
       </w:r>
     </w:p>
     <w:p>
